--- a/outputs/reports/AZZAM_MRBEAST_AUDIT.docx
+++ b/outputs/reports/AZZAM_MRBEAST_AUDIT.docx
@@ -61,7 +61,7 @@
         <w:rPr>
           <w:i/>
         </w:rPr>
-        <w:t>Sinh: 2026-10-02 08:14 UTC</w:t>
+        <w:t>Sinh: 2026-10-02 08:57 UTC</w:t>
       </w:r>
       <w:r>
         <w:t xml:space="preserve">  •  Kênh: </w:t>
@@ -2805,7 +2805,7 @@
         <w:rPr>
           <w:i/>
         </w:rPr>
-        <w:t>Sinh: 2026-10-02 08:14 UTC</w:t>
+        <w:t>Sinh: 2026-10-02 08:57 UTC</w:t>
       </w:r>
       <w:r>
         <w:t xml:space="preserve">  •  Kênh: @azzammastertradinggold</w:t>
@@ -5661,7 +5661,7 @@
         <w:rPr>
           <w:i/>
         </w:rPr>
-        <w:t>Sinh: 2026-10-02 08:14 UTC</w:t>
+        <w:t>Sinh: 2026-10-02 08:57 UTC</w:t>
       </w:r>
       <w:r>
         <w:t xml:space="preserve">  •  Kênh: @azzammastertradinggold  •  Ngôn ngữ: ENGLISH</w:t>
@@ -8386,7 +8386,7 @@
         <w:rPr>
           <w:i/>
         </w:rPr>
-        <w:t>Sinh: 2026-10-02 08:14 UTC</w:t>
+        <w:t>Sinh: 2026-10-02 08:57 UTC</w:t>
       </w:r>
     </w:p>
     <w:p>

--- a/outputs/reports/AZZAM_MRBEAST_AUDIT.docx
+++ b/outputs/reports/AZZAM_MRBEAST_AUDIT.docx
@@ -61,7 +61,7 @@
         <w:rPr>
           <w:i/>
         </w:rPr>
-        <w:t>Sinh: 2026-10-02 08:57 UTC</w:t>
+        <w:t>Sinh: 2026-10-02 09:13 UTC</w:t>
       </w:r>
       <w:r>
         <w:t xml:space="preserve">  •  Kênh: </w:t>
@@ -2805,7 +2805,7 @@
         <w:rPr>
           <w:i/>
         </w:rPr>
-        <w:t>Sinh: 2026-10-02 08:57 UTC</w:t>
+        <w:t>Sinh: 2026-10-02 09:13 UTC</w:t>
       </w:r>
       <w:r>
         <w:t xml:space="preserve">  •  Kênh: @azzammastertradinggold</w:t>
@@ -5661,7 +5661,7 @@
         <w:rPr>
           <w:i/>
         </w:rPr>
-        <w:t>Sinh: 2026-10-02 08:57 UTC</w:t>
+        <w:t>Sinh: 2026-10-02 09:13 UTC</w:t>
       </w:r>
       <w:r>
         <w:t xml:space="preserve">  •  Kênh: @azzammastertradinggold  •  Ngôn ngữ: ENGLISH</w:t>
@@ -8386,7 +8386,7 @@
         <w:rPr>
           <w:i/>
         </w:rPr>
-        <w:t>Sinh: 2026-10-02 08:57 UTC</w:t>
+        <w:t>Sinh: 2026-10-02 09:13 UTC</w:t>
       </w:r>
     </w:p>
     <w:p>

--- a/outputs/reports/AZZAM_MRBEAST_AUDIT.docx
+++ b/outputs/reports/AZZAM_MRBEAST_AUDIT.docx
@@ -61,7 +61,7 @@
         <w:rPr>
           <w:i/>
         </w:rPr>
-        <w:t>Sinh: 2026-10-02 09:13 UTC</w:t>
+        <w:t>Sinh: 2026-10-02 09:27 UTC</w:t>
       </w:r>
       <w:r>
         <w:t xml:space="preserve">  •  Kênh: </w:t>
@@ -2805,7 +2805,7 @@
         <w:rPr>
           <w:i/>
         </w:rPr>
-        <w:t>Sinh: 2026-10-02 09:13 UTC</w:t>
+        <w:t>Sinh: 2026-10-02 09:27 UTC</w:t>
       </w:r>
       <w:r>
         <w:t xml:space="preserve">  •  Kênh: @azzammastertradinggold</w:t>
@@ -5661,7 +5661,7 @@
         <w:rPr>
           <w:i/>
         </w:rPr>
-        <w:t>Sinh: 2026-10-02 09:13 UTC</w:t>
+        <w:t>Sinh: 2026-10-02 09:27 UTC</w:t>
       </w:r>
       <w:r>
         <w:t xml:space="preserve">  •  Kênh: @azzammastertradinggold  •  Ngôn ngữ: ENGLISH</w:t>
@@ -8386,7 +8386,7 @@
         <w:rPr>
           <w:i/>
         </w:rPr>
-        <w:t>Sinh: 2026-10-02 09:13 UTC</w:t>
+        <w:t>Sinh: 2026-10-02 09:27 UTC</w:t>
       </w:r>
     </w:p>
     <w:p>
